--- a/docs/交付材料/03-概要设计报告.docx
+++ b/docs/交付材料/03-概要设计报告.docx
@@ -5201,7 +5201,7 @@
                 <w:sz w:val="21"/>
                 <w:szCs w:val="21"/>
               </w:rPr>
-              <w:t xml:space="preserve">主机名；8 值来源枚举；31 词行为词表</w:t>
+              <w:t xml:space="preserve">主机名；8 值来源枚举；33 词行为词表</w:t>
             </w:r>
           </w:p>
         </w:tc>
@@ -7769,7 +7769,7 @@
           <w:sz w:val="24"/>
           <w:szCs w:val="24"/>
         </w:rPr>
-        <w:t xml:space="preserve">六人并行开发的最大风险是字段口径漂移。系统以 Event V2 FINAL 文档为唯一权威，配合三处自动化卡点（解析器 validate_events、交付件 validate_eventout、文件级守卫测试）把契约执行变成机器检查；事件类型词表冻结 31 词，前端下拉按冻结分组呈现，枚举外值显式归入“其他”分组，使契约偏差可见可查。</w:t>
+        <w:t xml:space="preserve">六人并行开发的最大风险是字段口径漂移。系统以 Event V2 FINAL 文档为唯一权威，配合三处自动化卡点（解析器 validate_events、交付件 validate_eventout、文件级守卫测试）把契约执行变成机器检查；事件类型词表冻结 33 词，前端下拉按冻结分组呈现，枚举外值显式归入“其他”分组，使契约偏差可见可查。</w:t>
       </w:r>
     </w:p>
     <w:p>
